--- a/supermarket_analysisreport.docx
+++ b/supermarket_analysisreport.docx
@@ -965,7 +965,7 @@
           </mc:Choice>
           <mc:Fallback>
             <w:pict>
-              <v:rect w14:anchorId="4DDCA8FC" id="Horizontal Line 19" o:spid="_x0000_s1026" style="width:3276.75pt;height:.1pt;visibility:visible;mso-wrap-style:square;mso-left-percent:-10001;mso-top-percent:-10001;mso-position-horizontal:absolute;mso-position-horizontal-relative:char;mso-position-vertical:absolute;mso-position-vertical-relative:line;mso-left-percent:-10001;mso-top-percent:-10001;v-text-anchor:top" o:gfxdata="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" filled="f" strokecolor="#a0a0a0" strokeweight=".26467mm">
+              <v:rect w14:anchorId="4EE0BD2A" id="Horizontal Line 19" o:spid="_x0000_s1026" style="width:3276.75pt;height:.1pt;visibility:visible;mso-wrap-style:square;mso-left-percent:-10001;mso-top-percent:-10001;mso-position-horizontal:absolute;mso-position-horizontal-relative:char;mso-position-vertical:absolute;mso-position-vertical-relative:line;mso-left-percent:-10001;mso-top-percent:-10001;v-text-anchor:top" o:gfxdata="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" filled="f" strokecolor="#a0a0a0" strokeweight=".26467mm">
                 <v:textbox inset="0,0,0,0"/>
                 <w10:anchorlock/>
               </v:rect>
@@ -1104,7 +1104,7 @@
           </mc:Choice>
           <mc:Fallback>
             <w:pict>
-              <v:rect w14:anchorId="4D120AC7" id="Horizontal Line 20" o:spid="_x0000_s1026" style="width:3276.75pt;height:.1pt;visibility:visible;mso-wrap-style:square;mso-left-percent:-10001;mso-top-percent:-10001;mso-position-horizontal:absolute;mso-position-horizontal-relative:char;mso-position-vertical:absolute;mso-position-vertical-relative:line;mso-left-percent:-10001;mso-top-percent:-10001;v-text-anchor:top" o:gfxdata="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" filled="f" strokecolor="#a0a0a0" strokeweight=".26467mm">
+              <v:rect w14:anchorId="1FCC4317" id="Horizontal Line 20" o:spid="_x0000_s1026" style="width:3276.75pt;height:.1pt;visibility:visible;mso-wrap-style:square;mso-left-percent:-10001;mso-top-percent:-10001;mso-position-horizontal:absolute;mso-position-horizontal-relative:char;mso-position-vertical:absolute;mso-position-vertical-relative:line;mso-left-percent:-10001;mso-top-percent:-10001;v-text-anchor:top" o:gfxdata="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" filled="f" strokecolor="#a0a0a0" strokeweight=".26467mm">
                 <v:textbox inset="0,0,0,0"/>
                 <w10:anchorlock/>
               </v:rect>
@@ -1223,7 +1223,7 @@
           </mc:Choice>
           <mc:Fallback>
             <w:pict>
-              <v:rect w14:anchorId="6A5BFCE6" id="Horizontal Line 21" o:spid="_x0000_s1026" style="width:3276.75pt;height:.1pt;visibility:visible;mso-wrap-style:square;mso-left-percent:-10001;mso-top-percent:-10001;mso-position-horizontal:absolute;mso-position-horizontal-relative:char;mso-position-vertical:absolute;mso-position-vertical-relative:line;mso-left-percent:-10001;mso-top-percent:-10001;v-text-anchor:top" o:gfxdata="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" filled="f" strokecolor="#a0a0a0" strokeweight=".26467mm">
+              <v:rect w14:anchorId="256F97AD" id="Horizontal Line 21" o:spid="_x0000_s1026" style="width:3276.75pt;height:.1pt;visibility:visible;mso-wrap-style:square;mso-left-percent:-10001;mso-top-percent:-10001;mso-position-horizontal:absolute;mso-position-horizontal-relative:char;mso-position-vertical:absolute;mso-position-vertical-relative:line;mso-left-percent:-10001;mso-top-percent:-10001;v-text-anchor:top" o:gfxdata="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" filled="f" strokecolor="#a0a0a0" strokeweight=".26467mm">
                 <v:textbox inset="0,0,0,0"/>
                 <w10:anchorlock/>
               </v:rect>
